--- a/US002 - Login na plataforma.docx
+++ b/US002 - Login na plataforma.docx
@@ -5022,6 +5022,54 @@
         </w:rPr>
       </w:pPr>
     </w:p>
+    <w:p>
+      <w:pPr>
+        <w:ind w:firstLine="708"/>
+        <w:rPr>
+          <w:rFonts w:asciiTheme="minorBidi" w:eastAsia="Times New Roman" w:hAnsiTheme="minorBidi" w:cstheme="minorBidi"/>
+        </w:rPr>
+      </w:pPr>
+    </w:p>
+    <w:p>
+      <w:pPr>
+        <w:ind w:firstLine="708"/>
+        <w:rPr>
+          <w:rFonts w:asciiTheme="minorBidi" w:eastAsia="Times New Roman" w:hAnsiTheme="minorBidi" w:cstheme="minorBidi"/>
+        </w:rPr>
+      </w:pPr>
+    </w:p>
+    <w:p>
+      <w:pPr>
+        <w:ind w:firstLine="708"/>
+        <w:rPr>
+          <w:rFonts w:asciiTheme="minorBidi" w:eastAsia="Times New Roman" w:hAnsiTheme="minorBidi" w:cstheme="minorBidi"/>
+        </w:rPr>
+      </w:pPr>
+    </w:p>
+    <w:p>
+      <w:pPr>
+        <w:ind w:firstLine="708"/>
+        <w:rPr>
+          <w:rFonts w:asciiTheme="minorBidi" w:eastAsia="Times New Roman" w:hAnsiTheme="minorBidi" w:cstheme="minorBidi"/>
+        </w:rPr>
+      </w:pPr>
+    </w:p>
+    <w:p>
+      <w:pPr>
+        <w:ind w:firstLine="708"/>
+        <w:rPr>
+          <w:rFonts w:asciiTheme="minorBidi" w:eastAsia="Times New Roman" w:hAnsiTheme="minorBidi" w:cstheme="minorBidi"/>
+        </w:rPr>
+      </w:pPr>
+    </w:p>
+    <w:p>
+      <w:pPr>
+        <w:ind w:firstLine="708"/>
+        <w:rPr>
+          <w:rFonts w:asciiTheme="minorBidi" w:eastAsia="Times New Roman" w:hAnsiTheme="minorBidi" w:cstheme="minorBidi"/>
+        </w:rPr>
+      </w:pPr>
+    </w:p>
     <w:tbl>
       <w:tblPr>
         <w:tblStyle w:val="Tabelacomgrade"/>
@@ -5083,6 +5131,40 @@
         <w:tc>
           <w:tcPr>
             <w:tcW w:w="4106" w:type="dxa"/>
+            <w:shd w:val="clear" w:color="auto" w:fill="8EAADB" w:themeFill="accent1" w:themeFillTint="99"/>
+          </w:tcPr>
+          <w:p>
+            <w:pPr>
+              <w:pStyle w:val="PargrafodaLista"/>
+              <w:ind w:left="0"/>
+              <w:jc w:val="center"/>
+              <w:rPr>
+                <w:rFonts w:asciiTheme="minorBidi" w:eastAsia="Times New Roman" w:hAnsiTheme="minorBidi" w:cstheme="minorBidi"/>
+              </w:rPr>
+            </w:pPr>
+          </w:p>
+        </w:tc>
+        <w:tc>
+          <w:tcPr>
+            <w:tcW w:w="4099" w:type="dxa"/>
+            <w:shd w:val="clear" w:color="auto" w:fill="8EAADB" w:themeFill="accent1" w:themeFillTint="99"/>
+          </w:tcPr>
+          <w:p>
+            <w:pPr>
+              <w:pStyle w:val="PargrafodaLista"/>
+              <w:ind w:left="0"/>
+              <w:jc w:val="center"/>
+              <w:rPr>
+                <w:rFonts w:asciiTheme="minorBidi" w:eastAsia="Times New Roman" w:hAnsiTheme="minorBidi" w:cstheme="minorBidi"/>
+              </w:rPr>
+            </w:pPr>
+          </w:p>
+        </w:tc>
+      </w:tr>
+      <w:tr>
+        <w:tc>
+          <w:tcPr>
+            <w:tcW w:w="4106" w:type="dxa"/>
           </w:tcPr>
           <w:p>
             <w:pPr>
@@ -5141,6 +5223,7 @@
         <w:rPr>
           <w:rFonts w:asciiTheme="minorBidi" w:eastAsia="Times New Roman" w:hAnsiTheme="minorBidi" w:cstheme="minorBidi"/>
         </w:rPr>
+        <w:lastRenderedPageBreak/>
         <w:t xml:space="preserve">RN03: </w:t>
       </w:r>
       <w:r>
@@ -5155,6 +5238,14 @@
         </w:rPr>
         <w:t>:</w:t>
       </w:r>
+    </w:p>
+    <w:p>
+      <w:pPr>
+        <w:ind w:firstLine="708"/>
+        <w:rPr>
+          <w:rFonts w:asciiTheme="minorBidi" w:hAnsiTheme="minorBidi" w:cstheme="minorBidi"/>
+        </w:rPr>
+      </w:pPr>
     </w:p>
     <w:p>
       <w:pPr>
@@ -5166,7 +5257,7 @@
     <w:tbl>
       <w:tblPr>
         <w:tblStyle w:val="Tabelacomgrade"/>
-        <w:tblpPr w:leftFromText="141" w:rightFromText="141" w:vertAnchor="page" w:horzAnchor="margin" w:tblpY="13945"/>
+        <w:tblpPr w:leftFromText="141" w:rightFromText="141" w:vertAnchor="page" w:horzAnchor="margin" w:tblpXSpec="center" w:tblpY="2185"/>
         <w:tblW w:w="0" w:type="auto"/>
         <w:tblLook w:val="04A0" w:firstRow="1" w:lastRow="0" w:firstColumn="1" w:lastColumn="0" w:noHBand="0" w:noVBand="1"/>
       </w:tblPr>
@@ -5349,47 +5440,15 @@
     </w:tbl>
     <w:p>
       <w:pPr>
-        <w:tabs>
-          <w:tab w:val="left" w:pos="1560"/>
-        </w:tabs>
+        <w:pStyle w:val="NormalWeb"/>
         <w:rPr>
           <w:rFonts w:asciiTheme="minorBidi" w:hAnsiTheme="minorBidi" w:cstheme="minorBidi"/>
         </w:rPr>
       </w:pPr>
       <w:r>
         <w:rPr>
-          <w:rFonts w:asciiTheme="minorBidi" w:hAnsiTheme="minorBidi" w:cstheme="minorBidi"/>
-        </w:rPr>
-        <w:tab/>
-      </w:r>
-    </w:p>
-    <w:p>
-      <w:pPr>
-        <w:rPr>
-          <w:rFonts w:asciiTheme="minorBidi" w:hAnsiTheme="minorBidi" w:cstheme="minorBidi"/>
-        </w:rPr>
-      </w:pPr>
-    </w:p>
-    <w:p>
-      <w:pPr>
-        <w:pStyle w:val="PargrafodaLista"/>
-        <w:rPr>
-          <w:rFonts w:asciiTheme="minorBidi" w:eastAsia="Times New Roman" w:hAnsiTheme="minorBidi" w:cstheme="minorBidi"/>
-        </w:rPr>
-      </w:pPr>
-    </w:p>
-    <w:p>
-      <w:pPr>
-        <w:pStyle w:val="NormalWeb"/>
-        <w:rPr>
-          <w:rFonts w:asciiTheme="minorBidi" w:hAnsiTheme="minorBidi" w:cstheme="minorBidi"/>
-        </w:rPr>
-      </w:pPr>
-      <w:r>
-        <w:rPr>
-          <w:rFonts w:asciiTheme="minorBidi" w:eastAsia="Times New Roman" w:hAnsiTheme="minorBidi" w:cstheme="minorBidi"/>
-        </w:rPr>
-        <w:lastRenderedPageBreak/>
+          <w:rFonts w:asciiTheme="minorBidi" w:eastAsia="Times New Roman" w:hAnsiTheme="minorBidi" w:cstheme="minorBidi"/>
+        </w:rPr>
         <w:t xml:space="preserve">RN04: </w:t>
       </w:r>
       <w:r>
@@ -7569,6 +7628,7 @@
         <w:rPr>
           <w:rFonts w:asciiTheme="minorBidi" w:eastAsia="Times New Roman" w:hAnsiTheme="minorBidi" w:cstheme="minorBidi"/>
         </w:rPr>
+        <w:lastRenderedPageBreak/>
         <w:t xml:space="preserve">RN04: </w:t>
       </w:r>
       <w:r>
@@ -8235,6 +8295,21 @@
     <w:p>
       <w:pPr>
         <w:pStyle w:val="PargrafodaLista"/>
+        <w:rPr>
+          <w:rFonts w:asciiTheme="minorBidi" w:eastAsia="Times New Roman" w:hAnsiTheme="minorBidi" w:cstheme="minorBidi"/>
+        </w:rPr>
+      </w:pPr>
+    </w:p>
+    <w:p>
+      <w:pPr>
+        <w:rPr>
+          <w:rFonts w:asciiTheme="minorBidi" w:eastAsia="Times New Roman" w:hAnsiTheme="minorBidi" w:cstheme="minorBidi"/>
+        </w:rPr>
+      </w:pPr>
+    </w:p>
+    <w:p>
+      <w:pPr>
+        <w:pStyle w:val="PargrafodaLista"/>
         <w:numPr>
           <w:ilvl w:val="0"/>
           <w:numId w:val="5"/>
@@ -8247,7 +8322,6 @@
         <w:rPr>
           <w:rFonts w:asciiTheme="minorBidi" w:eastAsia="Times New Roman" w:hAnsiTheme="minorBidi" w:cstheme="minorBidi"/>
         </w:rPr>
-        <w:lastRenderedPageBreak/>
         <w:t>Transição de estado:</w:t>
       </w:r>
     </w:p>
